--- a/template.docx
+++ b/template.docx
@@ -60,7 +60,6 @@
           <w:rFonts w:ascii="Times New Roman" w:eastAsia="Times New Roman" w:hAnsi="Times New Roman" w:cs="Times New Roman"/>
           <w:sz w:val="28"/>
           <w:szCs w:val="28"/>
-          <w:shd w:val="clear" w:color="auto" w:fill="FFFF00"/>
         </w:rPr>
         <w:t xml:space="preserve"> </w:t>
       </w:r>
@@ -71,15 +70,32 @@
           <w:szCs w:val="28"/>
           <w:shd w:val="clear" w:color="auto" w:fill="FFFF00"/>
         </w:rPr>
-        <w:t xml:space="preserve">         </w:t>
+        <w:t xml:space="preserve"> </w:t>
       </w:r>
       <w:r>
         <w:rPr>
           <w:rFonts w:ascii="Times New Roman" w:eastAsia="Times New Roman" w:hAnsi="Times New Roman" w:cs="Times New Roman"/>
           <w:sz w:val="28"/>
           <w:szCs w:val="28"/>
+          <w:shd w:val="clear" w:color="auto" w:fill="FFFF00"/>
+        </w:rPr>
+        <w:t xml:space="preserve">         </w:t>
+      </w:r>
+      <w:r>
+        <w:rPr>
+          <w:rFonts w:ascii="Times New Roman" w:eastAsia="Times New Roman" w:hAnsi="Times New Roman" w:cs="Times New Roman"/>
+          <w:sz w:val="28"/>
+          <w:szCs w:val="28"/>
         </w:rPr>
         <w:t>г.н.з.</w:t>
+      </w:r>
+      <w:r>
+        <w:rPr>
+          <w:rFonts w:ascii="Times New Roman" w:eastAsia="Times New Roman" w:hAnsi="Times New Roman" w:cs="Times New Roman"/>
+          <w:sz w:val="28"/>
+          <w:szCs w:val="28"/>
+        </w:rPr>
+        <w:t xml:space="preserve"> </w:t>
       </w:r>
       <w:r>
         <w:rPr>
@@ -122,7 +138,7 @@
           <w:sz w:val="28"/>
           <w:szCs w:val="28"/>
         </w:rPr>
-        <w:t xml:space="preserve">  </w:t>
+        <w:t xml:space="preserve"> </w:t>
       </w:r>
       <w:r>
         <w:rPr>
@@ -1053,6 +1069,13 @@
           <w:rFonts w:ascii="Times New Roman" w:eastAsia="Times New Roman" w:hAnsi="Times New Roman" w:cs="Times New Roman"/>
           <w:sz w:val="24"/>
         </w:rPr>
+        <w:t>Дата:</w:t>
+      </w:r>
+      <w:r>
+        <w:rPr>
+          <w:rFonts w:ascii="Times New Roman" w:eastAsia="Times New Roman" w:hAnsi="Times New Roman" w:cs="Times New Roman"/>
+          <w:sz w:val="24"/>
+        </w:rPr>
         <w:t xml:space="preserve"> </w:t>
       </w:r>
       <w:r>
@@ -1929,8 +1952,6 @@
               </w:rPr>
               <w:t xml:space="preserve"> </w:t>
             </w:r>
-            <w:bookmarkStart w:id="0" w:name="_GoBack"/>
-            <w:bookmarkEnd w:id="0"/>
             <w:r>
               <w:rPr>
                 <w:sz w:val="16"/>
@@ -4536,8 +4557,10 @@
                 <w:u w:val="single"/>
                 <w:lang w:val="en-US"/>
               </w:rPr>
-              <w:t xml:space="preserve">     </w:t>
-            </w:r>
+              <w:t xml:space="preserve">    </w:t>
+            </w:r>
+            <w:bookmarkStart w:id="0" w:name="_GoBack"/>
+            <w:bookmarkEnd w:id="0"/>
             <w:r>
               <w:rPr>
                 <w:sz w:val="16"/>
@@ -7167,7 +7190,7 @@
 </file>
 
 <file path=customXml/itemProps1.xml><?xml version="1.0" encoding="utf-8"?>
-<ds:datastoreItem xmlns:ds="http://schemas.openxmlformats.org/officeDocument/2006/customXml" ds:itemID="{16778E02-0A2C-4A0D-90A6-5FAC366AD258}">
+<ds:datastoreItem xmlns:ds="http://schemas.openxmlformats.org/officeDocument/2006/customXml" ds:itemID="{0899AEBD-F191-49E5-BBED-C054E06733EA}">
   <ds:schemaRefs>
     <ds:schemaRef ds:uri="http://schemas.openxmlformats.org/officeDocument/2006/bibliography"/>
   </ds:schemaRefs>

--- a/template.docx
+++ b/template.docx
@@ -87,6 +87,14 @@
           <w:sz w:val="28"/>
           <w:szCs w:val="28"/>
         </w:rPr>
+        <w:t xml:space="preserve"> </w:t>
+      </w:r>
+      <w:r>
+        <w:rPr>
+          <w:rFonts w:ascii="Times New Roman" w:eastAsia="Times New Roman" w:hAnsi="Times New Roman" w:cs="Times New Roman"/>
+          <w:sz w:val="28"/>
+          <w:szCs w:val="28"/>
+        </w:rPr>
         <w:t>г.н.з.</w:t>
       </w:r>
       <w:r>
@@ -137,17 +145,9 @@
           <w:rFonts w:ascii="Times New Roman" w:eastAsia="Times New Roman" w:hAnsi="Times New Roman" w:cs="Times New Roman"/>
           <w:sz w:val="28"/>
           <w:szCs w:val="28"/>
-        </w:rPr>
-        <w:t xml:space="preserve"> </w:t>
-      </w:r>
-      <w:r>
-        <w:rPr>
-          <w:rFonts w:ascii="Times New Roman" w:eastAsia="Times New Roman" w:hAnsi="Times New Roman" w:cs="Times New Roman"/>
-          <w:sz w:val="28"/>
-          <w:szCs w:val="28"/>
           <w:shd w:val="clear" w:color="auto" w:fill="FFFF00"/>
         </w:rPr>
-        <w:t xml:space="preserve">                     </w:t>
+        <w:t xml:space="preserve">                    </w:t>
       </w:r>
       <w:r>
         <w:rPr>
@@ -269,14 +269,6 @@
           <w:szCs w:val="28"/>
         </w:rPr>
         <w:t>,</w:t>
-      </w:r>
-      <w:r>
-        <w:rPr>
-          <w:rFonts w:ascii="Times New Roman" w:eastAsia="Times New Roman" w:hAnsi="Times New Roman" w:cs="Times New Roman"/>
-          <w:sz w:val="28"/>
-          <w:szCs w:val="28"/>
-        </w:rPr>
-        <w:t xml:space="preserve"> </w:t>
       </w:r>
       <w:r>
         <w:rPr>
@@ -4559,8 +4551,6 @@
               </w:rPr>
               <w:t xml:space="preserve">    </w:t>
             </w:r>
-            <w:bookmarkStart w:id="0" w:name="_GoBack"/>
-            <w:bookmarkEnd w:id="0"/>
             <w:r>
               <w:rPr>
                 <w:sz w:val="16"/>
@@ -5121,56 +5111,8 @@
                 <w:sz w:val="16"/>
               </w:rPr>
             </w:pPr>
-            <w:r>
-              <w:rPr>
-                <w:sz w:val="16"/>
-                <w:u w:val="single"/>
-              </w:rPr>
-              <w:t>ДТ</w:t>
-            </w:r>
-            <w:r>
-              <w:rPr>
-                <w:spacing w:val="-10"/>
-                <w:sz w:val="16"/>
-                <w:u w:val="single"/>
-              </w:rPr>
-              <w:t xml:space="preserve"> </w:t>
-            </w:r>
-            <w:r>
-              <w:rPr>
-                <w:sz w:val="16"/>
-                <w:u w:val="single"/>
-              </w:rPr>
-              <w:t xml:space="preserve"> </w:t>
-            </w:r>
-            <w:r>
-              <w:rPr>
-                <w:sz w:val="16"/>
-                <w:u w:val="single"/>
-              </w:rPr>
-              <w:t xml:space="preserve"> </w:t>
-            </w:r>
-            <w:r>
-              <w:rPr>
-                <w:sz w:val="16"/>
-                <w:u w:val="single"/>
-              </w:rPr>
-              <w:t xml:space="preserve"> </w:t>
-            </w:r>
-            <w:r>
-              <w:rPr>
-                <w:sz w:val="16"/>
-                <w:u w:val="single"/>
-              </w:rPr>
-              <w:t xml:space="preserve"> </w:t>
-            </w:r>
-            <w:r>
-              <w:rPr>
-                <w:sz w:val="16"/>
-                <w:u w:val="single"/>
-              </w:rPr>
-              <w:t xml:space="preserve">  </w:t>
-            </w:r>
+            <w:bookmarkStart w:id="0" w:name="_GoBack"/>
+            <w:bookmarkEnd w:id="0"/>
             <w:r>
               <w:rPr>
                 <w:sz w:val="16"/>
@@ -7190,7 +7132,7 @@
 </file>
 
 <file path=customXml/itemProps1.xml><?xml version="1.0" encoding="utf-8"?>
-<ds:datastoreItem xmlns:ds="http://schemas.openxmlformats.org/officeDocument/2006/customXml" ds:itemID="{0899AEBD-F191-49E5-BBED-C054E06733EA}">
+<ds:datastoreItem xmlns:ds="http://schemas.openxmlformats.org/officeDocument/2006/customXml" ds:itemID="{DC393128-EBC0-494C-BD0F-8DC430A4C36D}">
   <ds:schemaRefs>
     <ds:schemaRef ds:uri="http://schemas.openxmlformats.org/officeDocument/2006/bibliography"/>
   </ds:schemaRefs>
